--- a/public/fun/forms/이력서_생산·품질관리_7_경력기술서형.docx
+++ b/public/fun/forms/이력서_생산·품질관리_7_경력기술서형.docx
@@ -739,7 +739,7 @@
           <w:color w:val="44254B"/>
           <w:sz w:val="21"/>
         </w:rPr>
-        <w:t>기능 · 기술 자격</w:t>
+        <w:t>안전 · 교육 이수</w:t>
       </w:r>
     </w:p>
     <w:tbl>
@@ -757,9 +757,8 @@
       </w:tblPr>
       <w:tblGrid>
         <w:gridCol w:w="2100"/>
-        <w:gridCol w:w="2805"/>
-        <w:gridCol w:w="2805"/>
-        <w:gridCol w:w="2820"/>
+        <w:gridCol w:w="4215"/>
+        <w:gridCol w:w="4215"/>
       </w:tblGrid>
       <w:tr>
         <w:trPr>
@@ -783,13 +782,13 @@
                 <w:color w:val="FFFFFF"/>
                 <w:sz w:val="17"/>
               </w:rPr>
-              <w:t>취득일</w:t>
+              <w:t>일 자</w:t>
             </w:r>
           </w:p>
         </w:tc>
         <w:tc>
           <w:tcPr>
-            <w:tcW w:type="dxa" w:w="2805"/>
+            <w:tcW w:type="dxa" w:w="4215"/>
             <w:shd w:val="clear" w:color="auto" w:fill="44254B"/>
             <w:vAlign w:val="center"/>
           </w:tcPr>
@@ -804,13 +803,13 @@
                 <w:color w:val="FFFFFF"/>
                 <w:sz w:val="17"/>
               </w:rPr>
-              <w:t>자격명</w:t>
+              <w:t>교육명</w:t>
             </w:r>
           </w:p>
         </w:tc>
         <w:tc>
           <w:tcPr>
-            <w:tcW w:type="dxa" w:w="2805"/>
+            <w:tcW w:type="dxa" w:w="4215"/>
             <w:shd w:val="clear" w:color="auto" w:fill="44254B"/>
             <w:vAlign w:val="center"/>
           </w:tcPr>
@@ -825,28 +824,7 @@
                 <w:color w:val="FFFFFF"/>
                 <w:sz w:val="17"/>
               </w:rPr>
-              <w:t>발급 기관</w:t>
-            </w:r>
-          </w:p>
-        </w:tc>
-        <w:tc>
-          <w:tcPr>
-            <w:tcW w:type="dxa" w:w="2820"/>
-            <w:shd w:val="clear" w:color="auto" w:fill="44254B"/>
-            <w:vAlign w:val="center"/>
-          </w:tcPr>
-          <w:p>
-            <w:pPr>
-              <w:spacing w:before="0" w:after="0"/>
-              <w:jc w:val="center"/>
-            </w:pPr>
-            <w:r>
-              <w:rPr>
-                <w:b/>
-                <w:color w:val="FFFFFF"/>
-                <w:sz w:val="17"/>
-              </w:rPr>
-              <w:t>등 급</w:t>
+              <w:t>기 관</w:t>
             </w:r>
           </w:p>
         </w:tc>
@@ -867,11 +845,23 @@
             </w:tcBorders>
             <w:vAlign w:val="center"/>
           </w:tcPr>
-          <w:p/>
+          <w:p>
+            <w:pPr>
+              <w:spacing w:before="0" w:after="0"/>
+              <w:jc w:val="left"/>
+            </w:pPr>
+            <w:r>
+              <w:rPr>
+                <w:color w:val="A9B0B8"/>
+                <w:sz w:val="16"/>
+              </w:rPr>
+              <w:t>예) 2024.06.</w:t>
+            </w:r>
+          </w:p>
         </w:tc>
         <w:tc>
           <w:tcPr>
-            <w:tcW w:type="dxa" w:w="2805"/>
+            <w:tcW w:type="dxa" w:w="4215"/>
             <w:tcBorders>
               <w:top w:val="nil"/>
               <w:left w:val="nil"/>
@@ -884,20 +874,7 @@
         </w:tc>
         <w:tc>
           <w:tcPr>
-            <w:tcW w:type="dxa" w:w="2805"/>
-            <w:tcBorders>
-              <w:top w:val="nil"/>
-              <w:left w:val="nil"/>
-              <w:bottom w:val="single" w:sz="4" w:space="0" w:color="D2C3D5"/>
-              <w:right w:val="nil"/>
-            </w:tcBorders>
-            <w:vAlign w:val="center"/>
-          </w:tcPr>
-          <w:p/>
-        </w:tc>
-        <w:tc>
-          <w:tcPr>
-            <w:tcW w:type="dxa" w:w="2820"/>
+            <w:tcW w:type="dxa" w:w="4215"/>
             <w:tcBorders>
               <w:top w:val="nil"/>
               <w:left w:val="nil"/>
@@ -929,7 +906,7 @@
         </w:tc>
         <w:tc>
           <w:tcPr>
-            <w:tcW w:type="dxa" w:w="2805"/>
+            <w:tcW w:type="dxa" w:w="4215"/>
             <w:tcBorders>
               <w:top w:val="nil"/>
               <w:left w:val="nil"/>
@@ -942,7 +919,7 @@
         </w:tc>
         <w:tc>
           <w:tcPr>
-            <w:tcW w:type="dxa" w:w="2805"/>
+            <w:tcW w:type="dxa" w:w="4215"/>
             <w:tcBorders>
               <w:top w:val="nil"/>
               <w:left w:val="nil"/>
@@ -953,9 +930,119 @@
           </w:tcPr>
           <w:p/>
         </w:tc>
+      </w:tr>
+    </w:tbl>
+    <w:p>
+      <w:pPr>
+        <w:keepNext/>
+        <w:spacing w:before="200" w:after="60"/>
+        <w:jc w:val="left"/>
+      </w:pPr>
+      <w:r>
+        <w:rPr>
+          <w:rFonts w:ascii="바탕" w:hAnsi="바탕" w:eastAsia="바탕" w:cs="바탕"/>
+          <w:b/>
+          <w:color w:val="44254B"/>
+          <w:sz w:val="21"/>
+        </w:rPr>
+        <w:t>학 력</w:t>
+      </w:r>
+    </w:p>
+    <w:tbl>
+      <w:tblPr>
+        <w:tblW w:w="10530" w:type="dxa"/>
+        <w:jc w:val="left"/>
+        <w:tblLayout w:type="fixed"/>
+        <w:tblCellMar>
+          <w:top w:w="40" w:type="dxa"/>
+          <w:left w:w="90" w:type="dxa"/>
+          <w:bottom w:w="40" w:type="dxa"/>
+          <w:right w:w="90" w:type="dxa"/>
+        </w:tblCellMar>
+        <w:tblLook w:firstColumn="1" w:firstRow="1" w:lastColumn="0" w:lastRow="0" w:noHBand="0" w:noVBand="1" w:val="04A0"/>
+      </w:tblPr>
+      <w:tblGrid>
+        <w:gridCol w:w="2100"/>
+        <w:gridCol w:w="4215"/>
+        <w:gridCol w:w="4215"/>
+      </w:tblGrid>
+      <w:tr>
+        <w:trPr>
+          <w:trHeight w:val="390" w:hRule="atLeast"/>
+          <w:cantSplit/>
+        </w:trPr>
         <w:tc>
           <w:tcPr>
-            <w:tcW w:type="dxa" w:w="2820"/>
+            <w:tcW w:type="dxa" w:w="2100"/>
+            <w:shd w:val="clear" w:color="auto" w:fill="44254B"/>
+            <w:vAlign w:val="center"/>
+          </w:tcPr>
+          <w:p>
+            <w:pPr>
+              <w:spacing w:before="0" w:after="0"/>
+              <w:jc w:val="center"/>
+            </w:pPr>
+            <w:r>
+              <w:rPr>
+                <w:b/>
+                <w:color w:val="FFFFFF"/>
+                <w:sz w:val="17"/>
+              </w:rPr>
+              <w:t>기 간</w:t>
+            </w:r>
+          </w:p>
+        </w:tc>
+        <w:tc>
+          <w:tcPr>
+            <w:tcW w:type="dxa" w:w="4215"/>
+            <w:shd w:val="clear" w:color="auto" w:fill="44254B"/>
+            <w:vAlign w:val="center"/>
+          </w:tcPr>
+          <w:p>
+            <w:pPr>
+              <w:spacing w:before="0" w:after="0"/>
+              <w:jc w:val="center"/>
+            </w:pPr>
+            <w:r>
+              <w:rPr>
+                <w:b/>
+                <w:color w:val="FFFFFF"/>
+                <w:sz w:val="17"/>
+              </w:rPr>
+              <w:t>학교명</w:t>
+            </w:r>
+          </w:p>
+        </w:tc>
+        <w:tc>
+          <w:tcPr>
+            <w:tcW w:type="dxa" w:w="4215"/>
+            <w:shd w:val="clear" w:color="auto" w:fill="44254B"/>
+            <w:vAlign w:val="center"/>
+          </w:tcPr>
+          <w:p>
+            <w:pPr>
+              <w:spacing w:before="0" w:after="0"/>
+              <w:jc w:val="center"/>
+            </w:pPr>
+            <w:r>
+              <w:rPr>
+                <w:b/>
+                <w:color w:val="FFFFFF"/>
+                <w:sz w:val="17"/>
+              </w:rPr>
+              <w:t>전 공</w:t>
+            </w:r>
+          </w:p>
+        </w:tc>
+      </w:tr>
+      <w:tr>
+        <w:trPr>
+          <w:trHeight w:val="450" w:hRule="atLeast"/>
+          <w:cantSplit/>
+        </w:trPr>
+        <w:tc>
+          <w:tcPr>
+            <w:tcW w:type="dxa" w:w="2100"/>
             <w:tcBorders>
               <w:top w:val="nil"/>
               <w:left w:val="nil"/>
@@ -964,7 +1051,69 @@
             </w:tcBorders>
             <w:vAlign w:val="center"/>
           </w:tcPr>
-          <w:p/>
+          <w:p>
+            <w:pPr>
+              <w:spacing w:before="0" w:after="0"/>
+              <w:jc w:val="left"/>
+            </w:pPr>
+            <w:r>
+              <w:rPr>
+                <w:color w:val="A9B0B8"/>
+                <w:sz w:val="16"/>
+              </w:rPr>
+              <w:t>예) 2022.03 ~ 2024.02</w:t>
+            </w:r>
+          </w:p>
+        </w:tc>
+        <w:tc>
+          <w:tcPr>
+            <w:tcW w:type="dxa" w:w="4215"/>
+            <w:tcBorders>
+              <w:top w:val="nil"/>
+              <w:left w:val="nil"/>
+              <w:bottom w:val="single" w:sz="4" w:space="0" w:color="D2C3D5"/>
+              <w:right w:val="nil"/>
+            </w:tcBorders>
+            <w:vAlign w:val="center"/>
+          </w:tcPr>
+          <w:p>
+            <w:pPr>
+              <w:spacing w:before="0" w:after="0"/>
+              <w:jc w:val="left"/>
+            </w:pPr>
+            <w:r>
+              <w:rPr>
+                <w:color w:val="A9B0B8"/>
+                <w:sz w:val="16"/>
+              </w:rPr>
+              <w:t>○○대학교</w:t>
+            </w:r>
+          </w:p>
+        </w:tc>
+        <w:tc>
+          <w:tcPr>
+            <w:tcW w:type="dxa" w:w="4215"/>
+            <w:tcBorders>
+              <w:top w:val="nil"/>
+              <w:left w:val="nil"/>
+              <w:bottom w:val="single" w:sz="4" w:space="0" w:color="D2C3D5"/>
+              <w:right w:val="nil"/>
+            </w:tcBorders>
+            <w:vAlign w:val="center"/>
+          </w:tcPr>
+          <w:p>
+            <w:pPr>
+              <w:spacing w:before="0" w:after="0"/>
+              <w:jc w:val="left"/>
+            </w:pPr>
+            <w:r>
+              <w:rPr>
+                <w:color w:val="A9B0B8"/>
+                <w:sz w:val="16"/>
+              </w:rPr>
+              <w:t>○○학과 (학점 3.8/4.5)</w:t>
+            </w:r>
+          </w:p>
         </w:tc>
       </w:tr>
       <w:tr>
@@ -987,7 +1136,7 @@
         </w:tc>
         <w:tc>
           <w:tcPr>
-            <w:tcW w:type="dxa" w:w="2805"/>
+            <w:tcW w:type="dxa" w:w="4215"/>
             <w:tcBorders>
               <w:top w:val="nil"/>
               <w:left w:val="nil"/>
@@ -1000,20 +1149,7 @@
         </w:tc>
         <w:tc>
           <w:tcPr>
-            <w:tcW w:type="dxa" w:w="2805"/>
-            <w:tcBorders>
-              <w:top w:val="nil"/>
-              <w:left w:val="nil"/>
-              <w:bottom w:val="single" w:sz="4" w:space="0" w:color="D2C3D5"/>
-              <w:right w:val="nil"/>
-            </w:tcBorders>
-            <w:vAlign w:val="center"/>
-          </w:tcPr>
-          <w:p/>
-        </w:tc>
-        <w:tc>
-          <w:tcPr>
-            <w:tcW w:type="dxa" w:w="2820"/>
+            <w:tcW w:type="dxa" w:w="4215"/>
             <w:tcBorders>
               <w:top w:val="nil"/>
               <w:left w:val="nil"/>
@@ -1167,7 +1303,19 @@
             </w:tcBorders>
             <w:vAlign w:val="center"/>
           </w:tcPr>
-          <w:p/>
+          <w:p>
+            <w:pPr>
+              <w:spacing w:before="0" w:after="0"/>
+              <w:jc w:val="left"/>
+            </w:pPr>
+            <w:r>
+              <w:rPr>
+                <w:color w:val="A9B0B8"/>
+                <w:sz w:val="16"/>
+              </w:rPr>
+              <w:t>예) 2022.03 ~ 2024.02</w:t>
+            </w:r>
+          </w:p>
         </w:tc>
         <w:tc>
           <w:tcPr>
@@ -1206,7 +1354,19 @@
             </w:tcBorders>
             <w:vAlign w:val="center"/>
           </w:tcPr>
-          <w:p/>
+          <w:p>
+            <w:pPr>
+              <w:spacing w:before="0" w:after="0"/>
+              <w:jc w:val="left"/>
+            </w:pPr>
+            <w:r>
+              <w:rPr>
+                <w:color w:val="A9B0B8"/>
+                <w:sz w:val="16"/>
+              </w:rPr>
+              <w:t>맡은 일 + 숫자 성과</w:t>
+            </w:r>
+          </w:p>
         </w:tc>
       </w:tr>
       <w:tr>
@@ -1580,7 +1740,7 @@
           <w:color w:val="44254B"/>
           <w:sz w:val="21"/>
         </w:rPr>
-        <w:t>안전 · 교육 이수</w:t>
+        <w:t>기능 · 기술 자격</w:t>
       </w:r>
     </w:p>
     <w:tbl>
@@ -1598,8 +1758,9 @@
       </w:tblPr>
       <w:tblGrid>
         <w:gridCol w:w="2100"/>
-        <w:gridCol w:w="4215"/>
-        <w:gridCol w:w="4215"/>
+        <w:gridCol w:w="2805"/>
+        <w:gridCol w:w="2805"/>
+        <w:gridCol w:w="2820"/>
       </w:tblGrid>
       <w:tr>
         <w:trPr>
@@ -1623,13 +1784,13 @@
                 <w:color w:val="FFFFFF"/>
                 <w:sz w:val="17"/>
               </w:rPr>
-              <w:t>일 자</w:t>
+              <w:t>취득일</w:t>
             </w:r>
           </w:p>
         </w:tc>
         <w:tc>
           <w:tcPr>
-            <w:tcW w:type="dxa" w:w="4215"/>
+            <w:tcW w:type="dxa" w:w="2805"/>
             <w:shd w:val="clear" w:color="auto" w:fill="44254B"/>
             <w:vAlign w:val="center"/>
           </w:tcPr>
@@ -1644,13 +1805,13 @@
                 <w:color w:val="FFFFFF"/>
                 <w:sz w:val="17"/>
               </w:rPr>
-              <w:t>교육명</w:t>
+              <w:t>자격명</w:t>
             </w:r>
           </w:p>
         </w:tc>
         <w:tc>
           <w:tcPr>
-            <w:tcW w:type="dxa" w:w="4215"/>
+            <w:tcW w:type="dxa" w:w="2805"/>
             <w:shd w:val="clear" w:color="auto" w:fill="44254B"/>
             <w:vAlign w:val="center"/>
           </w:tcPr>
@@ -1665,7 +1826,28 @@
                 <w:color w:val="FFFFFF"/>
                 <w:sz w:val="17"/>
               </w:rPr>
-              <w:t>기 관</w:t>
+              <w:t>발급 기관</w:t>
+            </w:r>
+          </w:p>
+        </w:tc>
+        <w:tc>
+          <w:tcPr>
+            <w:tcW w:type="dxa" w:w="2820"/>
+            <w:shd w:val="clear" w:color="auto" w:fill="44254B"/>
+            <w:vAlign w:val="center"/>
+          </w:tcPr>
+          <w:p>
+            <w:pPr>
+              <w:spacing w:before="0" w:after="0"/>
+              <w:jc w:val="center"/>
+            </w:pPr>
+            <w:r>
+              <w:rPr>
+                <w:b/>
+                <w:color w:val="FFFFFF"/>
+                <w:sz w:val="17"/>
+              </w:rPr>
+              <w:t>등 급</w:t>
             </w:r>
           </w:p>
         </w:tc>
@@ -1686,11 +1868,23 @@
             </w:tcBorders>
             <w:vAlign w:val="center"/>
           </w:tcPr>
-          <w:p/>
+          <w:p>
+            <w:pPr>
+              <w:spacing w:before="0" w:after="0"/>
+              <w:jc w:val="left"/>
+            </w:pPr>
+            <w:r>
+              <w:rPr>
+                <w:color w:val="A9B0B8"/>
+                <w:sz w:val="16"/>
+              </w:rPr>
+              <w:t>예) 2023.05.</w:t>
+            </w:r>
+          </w:p>
         </w:tc>
         <w:tc>
           <w:tcPr>
-            <w:tcW w:type="dxa" w:w="4215"/>
+            <w:tcW w:type="dxa" w:w="2805"/>
             <w:tcBorders>
               <w:top w:val="nil"/>
               <w:left w:val="nil"/>
@@ -1699,11 +1893,48 @@
             </w:tcBorders>
             <w:vAlign w:val="center"/>
           </w:tcPr>
-          <w:p/>
+          <w:p>
+            <w:pPr>
+              <w:spacing w:before="0" w:after="0"/>
+              <w:jc w:val="left"/>
+            </w:pPr>
+            <w:r>
+              <w:rPr>
+                <w:color w:val="A9B0B8"/>
+                <w:sz w:val="16"/>
+              </w:rPr>
+              <w:t>○○ 자격증</w:t>
+            </w:r>
+          </w:p>
         </w:tc>
         <w:tc>
           <w:tcPr>
-            <w:tcW w:type="dxa" w:w="4215"/>
+            <w:tcW w:type="dxa" w:w="2805"/>
+            <w:tcBorders>
+              <w:top w:val="nil"/>
+              <w:left w:val="nil"/>
+              <w:bottom w:val="single" w:sz="4" w:space="0" w:color="D2C3D5"/>
+              <w:right w:val="nil"/>
+            </w:tcBorders>
+            <w:vAlign w:val="center"/>
+          </w:tcPr>
+          <w:p>
+            <w:pPr>
+              <w:spacing w:before="0" w:after="0"/>
+              <w:jc w:val="left"/>
+            </w:pPr>
+            <w:r>
+              <w:rPr>
+                <w:color w:val="A9B0B8"/>
+                <w:sz w:val="16"/>
+              </w:rPr>
+              <w:t>○○공단</w:t>
+            </w:r>
+          </w:p>
+        </w:tc>
+        <w:tc>
+          <w:tcPr>
+            <w:tcW w:type="dxa" w:w="2820"/>
             <w:tcBorders>
               <w:top w:val="nil"/>
               <w:left w:val="nil"/>
@@ -1735,7 +1966,7 @@
         </w:tc>
         <w:tc>
           <w:tcPr>
-            <w:tcW w:type="dxa" w:w="4215"/>
+            <w:tcW w:type="dxa" w:w="2805"/>
             <w:tcBorders>
               <w:top w:val="nil"/>
               <w:left w:val="nil"/>
@@ -1748,130 +1979,7 @@
         </w:tc>
         <w:tc>
           <w:tcPr>
-            <w:tcW w:type="dxa" w:w="4215"/>
-            <w:tcBorders>
-              <w:top w:val="nil"/>
-              <w:left w:val="nil"/>
-              <w:bottom w:val="single" w:sz="4" w:space="0" w:color="D2C3D5"/>
-              <w:right w:val="nil"/>
-            </w:tcBorders>
-            <w:vAlign w:val="center"/>
-          </w:tcPr>
-          <w:p/>
-        </w:tc>
-      </w:tr>
-    </w:tbl>
-    <w:p>
-      <w:pPr>
-        <w:keepNext/>
-        <w:spacing w:before="200" w:after="60"/>
-        <w:jc w:val="left"/>
-      </w:pPr>
-      <w:r>
-        <w:rPr>
-          <w:rFonts w:ascii="바탕" w:hAnsi="바탕" w:eastAsia="바탕" w:cs="바탕"/>
-          <w:b/>
-          <w:color w:val="44254B"/>
-          <w:sz w:val="21"/>
-        </w:rPr>
-        <w:t>학 력</w:t>
-      </w:r>
-    </w:p>
-    <w:tbl>
-      <w:tblPr>
-        <w:tblW w:w="10530" w:type="dxa"/>
-        <w:jc w:val="left"/>
-        <w:tblLayout w:type="fixed"/>
-        <w:tblCellMar>
-          <w:top w:w="40" w:type="dxa"/>
-          <w:left w:w="90" w:type="dxa"/>
-          <w:bottom w:w="40" w:type="dxa"/>
-          <w:right w:w="90" w:type="dxa"/>
-        </w:tblCellMar>
-        <w:tblLook w:firstColumn="1" w:firstRow="1" w:lastColumn="0" w:lastRow="0" w:noHBand="0" w:noVBand="1" w:val="04A0"/>
-      </w:tblPr>
-      <w:tblGrid>
-        <w:gridCol w:w="2100"/>
-        <w:gridCol w:w="4215"/>
-        <w:gridCol w:w="4215"/>
-      </w:tblGrid>
-      <w:tr>
-        <w:trPr>
-          <w:trHeight w:val="390" w:hRule="atLeast"/>
-          <w:cantSplit/>
-        </w:trPr>
-        <w:tc>
-          <w:tcPr>
-            <w:tcW w:type="dxa" w:w="2100"/>
-            <w:shd w:val="clear" w:color="auto" w:fill="44254B"/>
-            <w:vAlign w:val="center"/>
-          </w:tcPr>
-          <w:p>
-            <w:pPr>
-              <w:spacing w:before="0" w:after="0"/>
-              <w:jc w:val="center"/>
-            </w:pPr>
-            <w:r>
-              <w:rPr>
-                <w:b/>
-                <w:color w:val="FFFFFF"/>
-                <w:sz w:val="17"/>
-              </w:rPr>
-              <w:t>기 간</w:t>
-            </w:r>
-          </w:p>
-        </w:tc>
-        <w:tc>
-          <w:tcPr>
-            <w:tcW w:type="dxa" w:w="4215"/>
-            <w:shd w:val="clear" w:color="auto" w:fill="44254B"/>
-            <w:vAlign w:val="center"/>
-          </w:tcPr>
-          <w:p>
-            <w:pPr>
-              <w:spacing w:before="0" w:after="0"/>
-              <w:jc w:val="center"/>
-            </w:pPr>
-            <w:r>
-              <w:rPr>
-                <w:b/>
-                <w:color w:val="FFFFFF"/>
-                <w:sz w:val="17"/>
-              </w:rPr>
-              <w:t>학교명</w:t>
-            </w:r>
-          </w:p>
-        </w:tc>
-        <w:tc>
-          <w:tcPr>
-            <w:tcW w:type="dxa" w:w="4215"/>
-            <w:shd w:val="clear" w:color="auto" w:fill="44254B"/>
-            <w:vAlign w:val="center"/>
-          </w:tcPr>
-          <w:p>
-            <w:pPr>
-              <w:spacing w:before="0" w:after="0"/>
-              <w:jc w:val="center"/>
-            </w:pPr>
-            <w:r>
-              <w:rPr>
-                <w:b/>
-                <w:color w:val="FFFFFF"/>
-                <w:sz w:val="17"/>
-              </w:rPr>
-              <w:t>전 공</w:t>
-            </w:r>
-          </w:p>
-        </w:tc>
-      </w:tr>
-      <w:tr>
-        <w:trPr>
-          <w:trHeight w:val="450" w:hRule="atLeast"/>
-          <w:cantSplit/>
-        </w:trPr>
-        <w:tc>
-          <w:tcPr>
-            <w:tcW w:type="dxa" w:w="2100"/>
+            <w:tcW w:type="dxa" w:w="2805"/>
             <w:tcBorders>
               <w:top w:val="nil"/>
               <w:left w:val="nil"/>
@@ -1884,20 +1992,7 @@
         </w:tc>
         <w:tc>
           <w:tcPr>
-            <w:tcW w:type="dxa" w:w="4215"/>
-            <w:tcBorders>
-              <w:top w:val="nil"/>
-              <w:left w:val="nil"/>
-              <w:bottom w:val="single" w:sz="4" w:space="0" w:color="D2C3D5"/>
-              <w:right w:val="nil"/>
-            </w:tcBorders>
-            <w:vAlign w:val="center"/>
-          </w:tcPr>
-          <w:p/>
-        </w:tc>
-        <w:tc>
-          <w:tcPr>
-            <w:tcW w:type="dxa" w:w="4215"/>
+            <w:tcW w:type="dxa" w:w="2820"/>
             <w:tcBorders>
               <w:top w:val="nil"/>
               <w:left w:val="nil"/>
@@ -1929,7 +2024,7 @@
         </w:tc>
         <w:tc>
           <w:tcPr>
-            <w:tcW w:type="dxa" w:w="4215"/>
+            <w:tcW w:type="dxa" w:w="2805"/>
             <w:tcBorders>
               <w:top w:val="nil"/>
               <w:left w:val="nil"/>
@@ -1942,7 +2037,20 @@
         </w:tc>
         <w:tc>
           <w:tcPr>
-            <w:tcW w:type="dxa" w:w="4215"/>
+            <w:tcW w:type="dxa" w:w="2805"/>
+            <w:tcBorders>
+              <w:top w:val="nil"/>
+              <w:left w:val="nil"/>
+              <w:bottom w:val="single" w:sz="4" w:space="0" w:color="D2C3D5"/>
+              <w:right w:val="nil"/>
+            </w:tcBorders>
+            <w:vAlign w:val="center"/>
+          </w:tcPr>
+          <w:p/>
+        </w:tc>
+        <w:tc>
+          <w:tcPr>
+            <w:tcW w:type="dxa" w:w="2820"/>
             <w:tcBorders>
               <w:top w:val="nil"/>
               <w:left w:val="nil"/>

--- a/public/fun/forms/이력서_생산·품질관리_7_경력기술서형.docx
+++ b/public/fun/forms/이력서_생산·품질관리_7_경력기술서형.docx
@@ -855,7 +855,7 @@
                 <w:color w:val="A9B0B8"/>
                 <w:sz w:val="16"/>
               </w:rPr>
-              <w:t>예) 2024.06.</w:t>
+              <w:t>예) ○○○○.○○.</w:t>
             </w:r>
           </w:p>
         </w:tc>
@@ -1061,7 +1061,7 @@
                 <w:color w:val="A9B0B8"/>
                 <w:sz w:val="16"/>
               </w:rPr>
-              <w:t>예) 2022.03 ~ 2024.02</w:t>
+              <w:t>예) ○○○○.○○ ~ ○○○○.○○</w:t>
             </w:r>
           </w:p>
         </w:tc>
@@ -1086,7 +1086,7 @@
                 <w:color w:val="A9B0B8"/>
                 <w:sz w:val="16"/>
               </w:rPr>
-              <w:t>○○대학교</w:t>
+              <w:t>학교명 입력</w:t>
             </w:r>
           </w:p>
         </w:tc>
@@ -1111,7 +1111,7 @@
                 <w:color w:val="A9B0B8"/>
                 <w:sz w:val="16"/>
               </w:rPr>
-              <w:t>○○학과 (학점 3.8/4.5)</w:t>
+              <w:t>○○학과 (학점 입력)</w:t>
             </w:r>
           </w:p>
         </w:tc>
@@ -1313,7 +1313,7 @@
                 <w:color w:val="A9B0B8"/>
                 <w:sz w:val="16"/>
               </w:rPr>
-              <w:t>예) 2022.03 ~ 2024.02</w:t>
+              <w:t>예) ○○○○.○○ ~ ○○○○.○○</w:t>
             </w:r>
           </w:p>
         </w:tc>
@@ -1878,7 +1878,7 @@
                 <w:color w:val="A9B0B8"/>
                 <w:sz w:val="16"/>
               </w:rPr>
-              <w:t>예) 2023.05.</w:t>
+              <w:t>예) ○○○○.○○.</w:t>
             </w:r>
           </w:p>
         </w:tc>
@@ -2326,7 +2326,7 @@
                 <w:color w:val="72457D"/>
                 <w:sz w:val="19"/>
               </w:rPr>
-              <w:t>2020~현재 · ○○제조 조립 라인 · 공정 불량률 2.4% → 0.9%, 설비 가동률 +6%p</w:t>
+              <w:t>기간 입력 · ○○제조 조립 라인 · 공정 불량률 2.4% → 0.9%, 설비 가동률 +6%p</w:t>
             </w:r>
           </w:p>
         </w:tc>
